--- a/docs/CookOverflow.docx
+++ b/docs/CookOverflow.docx
@@ -40,7 +40,7 @@
                     </pic:cNvPicPr>
                   </pic:nvPicPr>
                   <pic:blipFill>
-                    <a:blip r:embed="rId6"/>
+                    <a:blip r:embed="rId7"/>
                     <a:stretch>
                       <a:fillRect/>
                     </a:stretch>
@@ -738,6 +738,7 @@
         <w:ind w:firstLine="0"/>
         <w:rPr>
           <w:b/>
+          <w:lang w:val="en-US"/>
         </w:rPr>
       </w:pPr>
       <w:r>
@@ -776,16 +777,10 @@
     </w:p>
     <w:p>
       <w:pPr>
+        <w:ind w:firstLine="0"/>
         <w:rPr>
           <w:b/>
-        </w:rPr>
-      </w:pPr>
-    </w:p>
-    <w:p>
-      <w:pPr>
-        <w:ind w:firstLine="0"/>
-        <w:rPr>
-          <w:b/>
+          <w:lang w:val="en-US"/>
         </w:rPr>
       </w:pPr>
       <w:r>
@@ -816,15 +811,40 @@
     </w:p>
     <w:p>
       <w:pPr>
+        <w:ind w:firstLine="0"/>
         <w:rPr>
           <w:b/>
-        </w:rPr>
-      </w:pPr>
-      <w:r>
+          <w:lang w:val="en-US"/>
+        </w:rPr>
+      </w:pPr>
+    </w:p>
+    <w:p>
+      <w:pPr>
+        <w:ind w:firstLine="0"/>
+        <w:jc w:val="center"/>
         <w:rPr>
           <w:b/>
-        </w:rPr>
-        <w:br w:type="page"/>
+          <w:lang w:val="en-US"/>
+        </w:rPr>
+      </w:pPr>
+      <w:r>
+        <w:rPr>
+          <w:b/>
+        </w:rPr>
+        <w:t>Ижевск</w:t>
+      </w:r>
+      <w:r>
+        <w:rPr>
+          <w:b/>
+          <w:lang w:val="en-US"/>
+        </w:rPr>
+        <w:t xml:space="preserve">, </w:t>
+      </w:r>
+      <w:r>
+        <w:rPr>
+          <w:b/>
+        </w:rPr>
+        <w:t>2026</w:t>
       </w:r>
     </w:p>
     <w:p>
@@ -4311,7 +4331,7 @@
             <w:noProof/>
             <w:webHidden/>
           </w:rPr>
-          <w:t>29</w:t>
+          <w:t>28</w:t>
         </w:r>
         <w:r>
           <w:rPr>
@@ -4379,7 +4399,7 @@
             <w:noProof/>
             <w:webHidden/>
           </w:rPr>
-          <w:t>29</w:t>
+          <w:t>28</w:t>
         </w:r>
         <w:r>
           <w:rPr>
@@ -4447,7 +4467,7 @@
             <w:noProof/>
             <w:webHidden/>
           </w:rPr>
-          <w:t>29</w:t>
+          <w:t>28</w:t>
         </w:r>
         <w:r>
           <w:rPr>
@@ -4515,7 +4535,7 @@
             <w:noProof/>
             <w:webHidden/>
           </w:rPr>
-          <w:t>29</w:t>
+          <w:t>28</w:t>
         </w:r>
         <w:r>
           <w:rPr>
@@ -4583,7 +4603,7 @@
             <w:noProof/>
             <w:webHidden/>
           </w:rPr>
-          <w:t>31</w:t>
+          <w:t>30</w:t>
         </w:r>
         <w:r>
           <w:rPr>
@@ -4651,7 +4671,7 @@
             <w:noProof/>
             <w:webHidden/>
           </w:rPr>
-          <w:t>32</w:t>
+          <w:t>31</w:t>
         </w:r>
         <w:r>
           <w:rPr>
@@ -4678,49 +4698,21 @@
             <w:rStyle w:val="a4"/>
             <w:noProof/>
           </w:rPr>
-          <w:t>Приложени</w:t>
+          <w:t>Приложение 1</w:t>
         </w:r>
         <w:r>
           <w:rPr>
             <w:rStyle w:val="a4"/>
             <w:noProof/>
           </w:rPr>
-          <w:t>е</w:t>
+          <w:t xml:space="preserve"> </w:t>
         </w:r>
         <w:r>
           <w:rPr>
             <w:rStyle w:val="a4"/>
             <w:noProof/>
           </w:rPr>
-          <w:t xml:space="preserve"> 1</w:t>
-        </w:r>
-        <w:r>
-          <w:rPr>
-            <w:rStyle w:val="a4"/>
-            <w:noProof/>
-          </w:rPr>
-          <w:t xml:space="preserve"> </w:t>
-        </w:r>
-        <w:r>
-          <w:rPr>
-            <w:rStyle w:val="a4"/>
-            <w:noProof/>
-          </w:rPr>
-          <w:t>ER-диаграмма ба</w:t>
-        </w:r>
-        <w:r>
-          <w:rPr>
-            <w:rStyle w:val="a4"/>
-            <w:noProof/>
-          </w:rPr>
-          <w:t>з</w:t>
-        </w:r>
-        <w:r>
-          <w:rPr>
-            <w:rStyle w:val="a4"/>
-            <w:noProof/>
-          </w:rPr>
-          <w:t>ы данных</w:t>
+          <w:t>ER-диаграмма базы данных</w:t>
         </w:r>
         <w:r>
           <w:rPr>
@@ -4761,7 +4753,7 @@
             <w:noProof/>
             <w:webHidden/>
           </w:rPr>
-          <w:t>33</w:t>
+          <w:t>34</w:t>
         </w:r>
         <w:r>
           <w:rPr>
@@ -4843,7 +4835,7 @@
             <w:noProof/>
             <w:webHidden/>
           </w:rPr>
-          <w:t>36</w:t>
+          <w:t>35</w:t>
         </w:r>
         <w:r>
           <w:rPr>
@@ -4925,7 +4917,7 @@
             <w:noProof/>
             <w:webHidden/>
           </w:rPr>
-          <w:t>39</w:t>
+          <w:t>36</w:t>
         </w:r>
         <w:r>
           <w:rPr>
@@ -5007,7 +4999,7 @@
             <w:noProof/>
             <w:webHidden/>
           </w:rPr>
-          <w:t>42</w:t>
+          <w:t>37</w:t>
         </w:r>
         <w:r>
           <w:rPr>
@@ -5071,7 +5063,31 @@
     </w:p>
     <w:p>
       <w:r>
-        <w:t>Тема данной курсовой работы: "Разработка веб-приложения для обмена кулинарными знаниями (аналог Stack Overflow для поваров)". Эта тема выглядит актуальной по двум причинам. С одной стороны, она связана с веб-разработкой и позволяет показать работу с Laravel, PHP, базой данных и шаблонами. С другой стороны, сама предметная область понятна и близка многим, поэтому логику проекта легко объяснить.</w:t>
+        <w:t xml:space="preserve">Тема данной курсовой работы: "Разработка веб-приложения для обмена кулинарными знаниями (аналог </w:t>
+      </w:r>
+      <w:proofErr w:type="spellStart"/>
+      <w:r>
+        <w:t>Stack</w:t>
+      </w:r>
+      <w:proofErr w:type="spellEnd"/>
+      <w:r>
+        <w:t xml:space="preserve"> </w:t>
+      </w:r>
+      <w:proofErr w:type="spellStart"/>
+      <w:r>
+        <w:t>Overflow</w:t>
+      </w:r>
+      <w:proofErr w:type="spellEnd"/>
+      <w:r>
+        <w:t xml:space="preserve"> для поваров)". Эта тема выглядит актуальной по двум причинам. С одной стороны, она связана с веб-разработкой и позволяет показать работу с </w:t>
+      </w:r>
+      <w:proofErr w:type="spellStart"/>
+      <w:r>
+        <w:t>Laravel</w:t>
+      </w:r>
+      <w:proofErr w:type="spellEnd"/>
+      <w:r>
+        <w:t>, PHP, базой данных и шаблонами. С другой стороны, сама предметная область понятна и близка многим, поэтому логику проекта легко объяснить.</w:t>
       </w:r>
     </w:p>
     <w:p>
@@ -5081,7 +5097,23 @@
     </w:p>
     <w:p>
       <w:r>
-        <w:t xml:space="preserve">Для достижения этой цели в работе были поставлены следующие задачи: изучить особенности сайта-аналога Stack Overflow, определить требования к </w:t>
+        <w:t xml:space="preserve">Для достижения этой цели в работе были поставлены следующие задачи: изучить особенности сайта-аналога </w:t>
+      </w:r>
+      <w:proofErr w:type="spellStart"/>
+      <w:r>
+        <w:t>Stack</w:t>
+      </w:r>
+      <w:proofErr w:type="spellEnd"/>
+      <w:r>
+        <w:t xml:space="preserve"> </w:t>
+      </w:r>
+      <w:proofErr w:type="spellStart"/>
+      <w:r>
+        <w:t>Overflow</w:t>
+      </w:r>
+      <w:proofErr w:type="spellEnd"/>
+      <w:r>
+        <w:t xml:space="preserve">, определить требования к </w:t>
       </w:r>
       <w:r>
         <w:lastRenderedPageBreak/>
@@ -5090,7 +5122,15 @@
     </w:p>
     <w:p>
       <w:r>
-        <w:t>Объектом исследования является веб-приложение для обмена знаниями. Предмет исследования - способы проектирования и разработки кулинарной Q&amp;A-системы с использованием Laravel, PHP и MySQL.</w:t>
+        <w:t xml:space="preserve">Объектом исследования является веб-приложение для обмена знаниями. Предмет исследования - способы проектирования и разработки кулинарной Q&amp;A-системы с использованием </w:t>
+      </w:r>
+      <w:proofErr w:type="spellStart"/>
+      <w:r>
+        <w:t>Laravel</w:t>
+      </w:r>
+      <w:proofErr w:type="spellEnd"/>
+      <w:r>
+        <w:t>, PHP и MySQL.</w:t>
       </w:r>
     </w:p>
     <w:p>
@@ -5114,9 +5154,34 @@
           <w:szCs w:val="28"/>
         </w:rPr>
         <w:lastRenderedPageBreak/>
-        <w:t>1. Обзор аналога Stack Overflow</w:t>
+        <w:t xml:space="preserve">1. Обзор аналога </w:t>
+      </w:r>
+      <w:proofErr w:type="spellStart"/>
+      <w:r>
+        <w:rPr>
+          <w:sz w:val="28"/>
+          <w:szCs w:val="28"/>
+        </w:rPr>
+        <w:t>Stack</w:t>
+      </w:r>
+      <w:proofErr w:type="spellEnd"/>
+      <w:r>
+        <w:rPr>
+          <w:sz w:val="28"/>
+          <w:szCs w:val="28"/>
+        </w:rPr>
+        <w:t xml:space="preserve"> </w:t>
+      </w:r>
+      <w:proofErr w:type="spellStart"/>
+      <w:r>
+        <w:rPr>
+          <w:sz w:val="28"/>
+          <w:szCs w:val="28"/>
+        </w:rPr>
+        <w:t>Overflow</w:t>
       </w:r>
       <w:bookmarkEnd w:id="1"/>
+      <w:proofErr w:type="spellEnd"/>
     </w:p>
     <w:p>
       <w:pPr>
@@ -5139,8 +5204,21 @@
       </w:pPr>
     </w:p>
     <w:p>
-      <w:r>
-        <w:t>Stack Overflow - один из самых известных сайтов формата "</w:t>
+      <w:proofErr w:type="spellStart"/>
+      <w:r>
+        <w:t>Stack</w:t>
+      </w:r>
+      <w:proofErr w:type="spellEnd"/>
+      <w:r>
+        <w:t xml:space="preserve"> </w:t>
+      </w:r>
+      <w:proofErr w:type="spellStart"/>
+      <w:r>
+        <w:t>Overflow</w:t>
+      </w:r>
+      <w:proofErr w:type="spellEnd"/>
+      <w:r>
+        <w:t xml:space="preserve"> - один из самых известных сайтов формата "</w:t>
       </w:r>
       <w:proofErr w:type="gramStart"/>
       <w:r>
@@ -5158,7 +5236,23 @@
     </w:p>
     <w:p>
       <w:r>
-        <w:t>Если смотреть на структуру Stack Overflow, можно выделить несколько основных частей: список вопросов, страницу отдельного вопроса, систему ответов, поиск, теги, рейтинг, регистрацию и профиль пользователя. По сути, именно эти элементы и формируют основу всего сервиса. Поэтому они были взяты за ориентир при создании учебного проекта.</w:t>
+        <w:t xml:space="preserve">Если смотреть на структуру </w:t>
+      </w:r>
+      <w:proofErr w:type="spellStart"/>
+      <w:r>
+        <w:t>Stack</w:t>
+      </w:r>
+      <w:proofErr w:type="spellEnd"/>
+      <w:r>
+        <w:t xml:space="preserve"> </w:t>
+      </w:r>
+      <w:proofErr w:type="spellStart"/>
+      <w:r>
+        <w:t>Overflow</w:t>
+      </w:r>
+      <w:proofErr w:type="spellEnd"/>
+      <w:r>
+        <w:t>, можно выделить несколько основных частей: список вопросов, страницу отдельного вопроса, систему ответов, поиск, теги, рейтинг, регистрацию и профиль пользователя. По сути, именно эти элементы и формируют основу всего сервиса. Поэтому они были взяты за ориентир при создании учебного проекта.</w:t>
       </w:r>
     </w:p>
     <w:p>
@@ -5183,7 +5277,31 @@
     </w:p>
     <w:p>
       <w:r>
-        <w:t>Одна из сильных сторон Stack Overflow - хорошая организация информации. Вопрос имеет заголовок, описание и теги. Ответ содержит текст, имя автора и оценку. За счет этого страница выглядит не перегруженно, а достаточно аккуратно и логично.</w:t>
+        <w:t xml:space="preserve">Одна из сильных сторон </w:t>
+      </w:r>
+      <w:proofErr w:type="spellStart"/>
+      <w:r>
+        <w:t>Stack</w:t>
+      </w:r>
+      <w:proofErr w:type="spellEnd"/>
+      <w:r>
+        <w:t xml:space="preserve"> </w:t>
+      </w:r>
+      <w:proofErr w:type="spellStart"/>
+      <w:r>
+        <w:t>Overflow</w:t>
+      </w:r>
+      <w:proofErr w:type="spellEnd"/>
+      <w:r>
+        <w:t xml:space="preserve"> - хорошая организация информации. Вопрос имеет заголовок, описание и теги. Ответ содержит текст, имя автора и оценку. За счет этого страница выглядит не </w:t>
+      </w:r>
+      <w:proofErr w:type="spellStart"/>
+      <w:r>
+        <w:t>перегруженно</w:t>
+      </w:r>
+      <w:proofErr w:type="spellEnd"/>
+      <w:r>
+        <w:t>, а достаточно аккуратно и логично.</w:t>
       </w:r>
     </w:p>
     <w:p>
@@ -5271,12 +5389,44 @@
     <w:p>
       <w:r>
         <w:lastRenderedPageBreak/>
-        <w:t>Таким образом, Stack Overflow можно рассматривать как удачный пример организации тематической платформы, а его базовые идеи хорошо переносятся в кулинарную сферу.</w:t>
-      </w:r>
-    </w:p>
-    <w:p>
-      <w:r>
-        <w:t>Краткий вывод по разделу: анализ аналога показал, что для учебного кулинарного сервиса достаточно взять основные элементы Stack Overflow и адаптировать их под более узкую тему. Полностью повторять большой коммерческий сервис не требуется.</w:t>
+        <w:t xml:space="preserve">Таким образом, </w:t>
+      </w:r>
+      <w:proofErr w:type="spellStart"/>
+      <w:r>
+        <w:t>Stack</w:t>
+      </w:r>
+      <w:proofErr w:type="spellEnd"/>
+      <w:r>
+        <w:t xml:space="preserve"> </w:t>
+      </w:r>
+      <w:proofErr w:type="spellStart"/>
+      <w:r>
+        <w:t>Overflow</w:t>
+      </w:r>
+      <w:proofErr w:type="spellEnd"/>
+      <w:r>
+        <w:t xml:space="preserve"> можно рассматривать как удачный пример организации тематической платформы, а его базовые идеи хорошо переносятся в кулинарную сферу.</w:t>
+      </w:r>
+    </w:p>
+    <w:p>
+      <w:r>
+        <w:t xml:space="preserve">Краткий вывод по разделу: анализ аналога показал, что для учебного кулинарного сервиса достаточно взять основные элементы </w:t>
+      </w:r>
+      <w:proofErr w:type="spellStart"/>
+      <w:r>
+        <w:t>Stack</w:t>
+      </w:r>
+      <w:proofErr w:type="spellEnd"/>
+      <w:r>
+        <w:t xml:space="preserve"> </w:t>
+      </w:r>
+      <w:proofErr w:type="spellStart"/>
+      <w:r>
+        <w:t>Overflow</w:t>
+      </w:r>
+      <w:proofErr w:type="spellEnd"/>
+      <w:r>
+        <w:t xml:space="preserve"> и адаптировать их под более узкую тему. Полностью повторять большой коммерческий сервис не требуется.</w:t>
       </w:r>
     </w:p>
     <w:p>
@@ -5385,7 +5535,15 @@
       </w:r>
       <w:r>
         <w:lastRenderedPageBreak/>
-        <w:t>не планировалось использовать сложные внешние библиотеки, потому что основная задача состояла в том, чтобы показать базовые возможности Laravel.</w:t>
+        <w:t xml:space="preserve">не планировалось использовать сложные внешние библиотеки, потому что основная задача состояла в том, чтобы показать базовые возможности </w:t>
+      </w:r>
+      <w:proofErr w:type="spellStart"/>
+      <w:r>
+        <w:t>Laravel</w:t>
+      </w:r>
+      <w:proofErr w:type="spellEnd"/>
+      <w:r>
+        <w:t>.</w:t>
       </w:r>
     </w:p>
     <w:p>
@@ -5464,9 +5622,14 @@
       </w:pPr>
       <w:bookmarkStart w:id="12" w:name="_Toc228319375"/>
       <w:r>
-        <w:t>3.1. Почему выбран Laravel</w:t>
+        <w:t xml:space="preserve">3.1. Почему выбран </w:t>
+      </w:r>
+      <w:proofErr w:type="spellStart"/>
+      <w:r>
+        <w:t>Laravel</w:t>
       </w:r>
       <w:bookmarkEnd w:id="12"/>
+      <w:proofErr w:type="spellEnd"/>
     </w:p>
     <w:p>
       <w:pPr>
@@ -5475,12 +5638,25 @@
     </w:p>
     <w:p>
       <w:r>
-        <w:t>В качестве основного фреймворка был выбран Laravel. Для учебного проекта это удобный вариант, потому что у него уже есть понятная структура приложения и встроенные инструменты для работы с маршрутами, контроллерами, моделями, миграциями и шаблонами.</w:t>
-      </w:r>
-    </w:p>
-    <w:p>
-      <w:r>
-        <w:t>Laravel позволяет сосредоточиться не на низкоуровневой настройке, а на логике самого сайта. Для курсовой это особенно полезно, потому что можно показать, как строится веб-приложение, не тратя слишком много времени на второстепенные технические детали.</w:t>
+        <w:t xml:space="preserve">В качестве основного фреймворка был выбран </w:t>
+      </w:r>
+      <w:proofErr w:type="spellStart"/>
+      <w:r>
+        <w:t>Laravel</w:t>
+      </w:r>
+      <w:proofErr w:type="spellEnd"/>
+      <w:r>
+        <w:t>. Для учебного проекта это удобный вариант, потому что у него уже есть понятная структура приложения и встроенные инструменты для работы с маршрутами, контроллерами, моделями, миграциями и шаблонами.</w:t>
+      </w:r>
+    </w:p>
+    <w:p>
+      <w:proofErr w:type="spellStart"/>
+      <w:r>
+        <w:t>Laravel</w:t>
+      </w:r>
+      <w:proofErr w:type="spellEnd"/>
+      <w:r>
+        <w:t xml:space="preserve"> позволяет сосредоточиться не на низкоуровневой настройке, а на логике самого сайта. Для курсовой это особенно полезно, потому что можно показать, как строится веб-приложение, не тратя слишком много времени на второстепенные технические детали.</w:t>
       </w:r>
     </w:p>
     <w:p>
@@ -5540,7 +5716,15 @@
     </w:p>
     <w:p>
       <w:r>
-        <w:t xml:space="preserve">Даже если при локальном запуске иногда используется SQLite, сама структура базы данных проектировалась именно с учетом MySQL. Это соответствует </w:t>
+        <w:t xml:space="preserve">Даже если при локальном запуске иногда используется </w:t>
+      </w:r>
+      <w:proofErr w:type="spellStart"/>
+      <w:r>
+        <w:t>SQLite</w:t>
+      </w:r>
+      <w:proofErr w:type="spellEnd"/>
+      <w:r>
+        <w:t xml:space="preserve">, сама структура базы данных проектировалась именно с учетом MySQL. Это соответствует </w:t>
       </w:r>
       <w:r>
         <w:lastRenderedPageBreak/>
@@ -5604,7 +5788,15 @@
     </w:p>
     <w:p>
       <w:r>
-        <w:t>Выбор технологий в данной работе был связан не только с удобством программирования, но и с учебной логикой. Laravel, PHP, MySQL, Blade и миграции образуют достаточно простую, но при этом полноценную основу для разработки веб-приложения.</w:t>
+        <w:t xml:space="preserve">Выбор технологий в данной работе был связан не только с удобством программирования, но и с учебной логикой. </w:t>
+      </w:r>
+      <w:proofErr w:type="spellStart"/>
+      <w:r>
+        <w:t>Laravel</w:t>
+      </w:r>
+      <w:proofErr w:type="spellEnd"/>
+      <w:r>
+        <w:t>, PHP, MySQL, Blade и миграции образуют достаточно простую, но при этом полноценную основу для разработки веб-приложения.</w:t>
       </w:r>
     </w:p>
     <w:p>
@@ -5684,17 +5876,97 @@
     </w:p>
     <w:p>
       <w:r>
-        <w:t>Таблица users хранит имя пользователя, email, пароль, краткую информацию о себе и служебные поля. Таблица questions содержит заголовок, текст вопроса и ссылку на автора через user_id.</w:t>
-      </w:r>
-    </w:p>
-    <w:p>
-      <w:r>
-        <w:t>Таблица answers хранит текст ответа и связи с вопросом и пользователем. Таблица tags содержит название тега и slug. Для связи тегов с вопросами используется промежуточная таблица question_tag.</w:t>
-      </w:r>
-    </w:p>
-    <w:p>
-      <w:r>
-        <w:t>Таблицы question_votes и answer_votes содержат информацию о голосовании: пользователя, запись и значение голоса.</w:t>
+        <w:t xml:space="preserve">Таблица </w:t>
+      </w:r>
+      <w:proofErr w:type="spellStart"/>
+      <w:r>
+        <w:t>users</w:t>
+      </w:r>
+      <w:proofErr w:type="spellEnd"/>
+      <w:r>
+        <w:t xml:space="preserve"> хранит имя пользователя, </w:t>
+      </w:r>
+      <w:proofErr w:type="spellStart"/>
+      <w:r>
+        <w:t>email</w:t>
+      </w:r>
+      <w:proofErr w:type="spellEnd"/>
+      <w:r>
+        <w:t xml:space="preserve">, пароль, краткую информацию о себе и служебные поля. Таблица </w:t>
+      </w:r>
+      <w:proofErr w:type="spellStart"/>
+      <w:r>
+        <w:t>questions</w:t>
+      </w:r>
+      <w:proofErr w:type="spellEnd"/>
+      <w:r>
+        <w:t xml:space="preserve"> содержит заголовок, текст вопроса и ссылку на автора через </w:t>
+      </w:r>
+      <w:proofErr w:type="spellStart"/>
+      <w:r>
+        <w:t>user_id</w:t>
+      </w:r>
+      <w:proofErr w:type="spellEnd"/>
+      <w:r>
+        <w:t>.</w:t>
+      </w:r>
+    </w:p>
+    <w:p>
+      <w:r>
+        <w:t xml:space="preserve">Таблица </w:t>
+      </w:r>
+      <w:proofErr w:type="spellStart"/>
+      <w:r>
+        <w:t>answers</w:t>
+      </w:r>
+      <w:proofErr w:type="spellEnd"/>
+      <w:r>
+        <w:t xml:space="preserve"> хранит текст ответа и связи с вопросом и пользователем. Таблица </w:t>
+      </w:r>
+      <w:proofErr w:type="spellStart"/>
+      <w:r>
+        <w:t>tags</w:t>
+      </w:r>
+      <w:proofErr w:type="spellEnd"/>
+      <w:r>
+        <w:t xml:space="preserve"> содержит название тега и </w:t>
+      </w:r>
+      <w:proofErr w:type="spellStart"/>
+      <w:r>
+        <w:t>slug</w:t>
+      </w:r>
+      <w:proofErr w:type="spellEnd"/>
+      <w:r>
+        <w:t xml:space="preserve">. Для связи тегов с вопросами используется промежуточная таблица </w:t>
+      </w:r>
+      <w:proofErr w:type="spellStart"/>
+      <w:r>
+        <w:t>question_tag</w:t>
+      </w:r>
+      <w:proofErr w:type="spellEnd"/>
+      <w:r>
+        <w:t>.</w:t>
+      </w:r>
+    </w:p>
+    <w:p>
+      <w:r>
+        <w:t xml:space="preserve">Таблицы </w:t>
+      </w:r>
+      <w:proofErr w:type="spellStart"/>
+      <w:r>
+        <w:t>question_votes</w:t>
+      </w:r>
+      <w:proofErr w:type="spellEnd"/>
+      <w:r>
+        <w:t xml:space="preserve"> и </w:t>
+      </w:r>
+      <w:proofErr w:type="spellStart"/>
+      <w:r>
+        <w:t>answer_votes</w:t>
+      </w:r>
+      <w:proofErr w:type="spellEnd"/>
+      <w:r>
+        <w:t xml:space="preserve"> содержат информацию о голосовании: пользователя, запись и значение голоса.</w:t>
       </w:r>
     </w:p>
     <w:p>
@@ -5850,13 +6122,106 @@
       </w:pPr>
     </w:p>
     <w:p>
-      <w:r>
-        <w:t>Laravel изначально предлагает удобную стандартную структуру каталогов, и это заметно упростило работу. В папке app находится основная логика приложения. В app/Models размещены модели, а в app/Http/Controllers - контроллеры.</w:t>
-      </w:r>
-    </w:p>
-    <w:p>
-      <w:r>
-        <w:t>В папке database/migrations находятся миграции базы данных. В resources/views лежат Blade-шаблоны страниц. Папка public используется для общедоступных файлов, например CSS.</w:t>
+      <w:proofErr w:type="spellStart"/>
+      <w:r>
+        <w:t>Laravel</w:t>
+      </w:r>
+      <w:proofErr w:type="spellEnd"/>
+      <w:r>
+        <w:t xml:space="preserve"> изначально предлагает удобную стандартную структуру каталогов, и это заметно упростило работу. В папке </w:t>
+      </w:r>
+      <w:proofErr w:type="spellStart"/>
+      <w:r>
+        <w:t>app</w:t>
+      </w:r>
+      <w:proofErr w:type="spellEnd"/>
+      <w:r>
+        <w:t xml:space="preserve"> находится основная логика приложения. В </w:t>
+      </w:r>
+      <w:proofErr w:type="spellStart"/>
+      <w:r>
+        <w:t>app</w:t>
+      </w:r>
+      <w:proofErr w:type="spellEnd"/>
+      <w:r>
+        <w:t>/</w:t>
+      </w:r>
+      <w:proofErr w:type="spellStart"/>
+      <w:r>
+        <w:t>Models</w:t>
+      </w:r>
+      <w:proofErr w:type="spellEnd"/>
+      <w:r>
+        <w:t xml:space="preserve"> размещены модели, а в </w:t>
+      </w:r>
+      <w:proofErr w:type="spellStart"/>
+      <w:r>
+        <w:t>app</w:t>
+      </w:r>
+      <w:proofErr w:type="spellEnd"/>
+      <w:r>
+        <w:t>/</w:t>
+      </w:r>
+      <w:proofErr w:type="spellStart"/>
+      <w:r>
+        <w:t>Http</w:t>
+      </w:r>
+      <w:proofErr w:type="spellEnd"/>
+      <w:r>
+        <w:t>/</w:t>
+      </w:r>
+      <w:proofErr w:type="spellStart"/>
+      <w:r>
+        <w:t>Controllers</w:t>
+      </w:r>
+      <w:proofErr w:type="spellEnd"/>
+      <w:r>
+        <w:t xml:space="preserve"> - контроллеры.</w:t>
+      </w:r>
+    </w:p>
+    <w:p>
+      <w:r>
+        <w:t xml:space="preserve">В папке </w:t>
+      </w:r>
+      <w:proofErr w:type="spellStart"/>
+      <w:r>
+        <w:t>database</w:t>
+      </w:r>
+      <w:proofErr w:type="spellEnd"/>
+      <w:r>
+        <w:t>/</w:t>
+      </w:r>
+      <w:proofErr w:type="spellStart"/>
+      <w:r>
+        <w:t>migrations</w:t>
+      </w:r>
+      <w:proofErr w:type="spellEnd"/>
+      <w:r>
+        <w:t xml:space="preserve"> находятся миграции базы данных. В </w:t>
+      </w:r>
+      <w:proofErr w:type="spellStart"/>
+      <w:r>
+        <w:t>resources</w:t>
+      </w:r>
+      <w:proofErr w:type="spellEnd"/>
+      <w:r>
+        <w:t>/</w:t>
+      </w:r>
+      <w:proofErr w:type="spellStart"/>
+      <w:r>
+        <w:t>views</w:t>
+      </w:r>
+      <w:proofErr w:type="spellEnd"/>
+      <w:r>
+        <w:t xml:space="preserve"> лежат Blade-шаблоны страниц. Папка </w:t>
+      </w:r>
+      <w:proofErr w:type="spellStart"/>
+      <w:r>
+        <w:t>public</w:t>
+      </w:r>
+      <w:proofErr w:type="spellEnd"/>
+      <w:r>
+        <w:t xml:space="preserve"> используется для общедоступных файлов, например CSS.</w:t>
       </w:r>
     </w:p>
     <w:p>
@@ -5881,12 +6246,60 @@
     </w:p>
     <w:p>
       <w:r>
-        <w:t>В проекте используются модели User, Question, Answer, Tag, QuestionVote и AnswerVote. Каждая модель связана со своей таблицей и описывает отношения с другими объектами.</w:t>
-      </w:r>
-    </w:p>
-    <w:p>
-      <w:r>
-        <w:t>Например, модель Question связана с автором, ответами, тегами и голосами. Благодаря этому контроллер может получать не только сам вопрос, но и связанные с ним данные. Это делает код короче и понятнее.</w:t>
+        <w:t xml:space="preserve">В проекте используются модели User, </w:t>
+      </w:r>
+      <w:proofErr w:type="spellStart"/>
+      <w:r>
+        <w:t>Question</w:t>
+      </w:r>
+      <w:proofErr w:type="spellEnd"/>
+      <w:r>
+        <w:t xml:space="preserve">, </w:t>
+      </w:r>
+      <w:proofErr w:type="spellStart"/>
+      <w:r>
+        <w:t>Answer</w:t>
+      </w:r>
+      <w:proofErr w:type="spellEnd"/>
+      <w:r>
+        <w:t xml:space="preserve">, </w:t>
+      </w:r>
+      <w:proofErr w:type="spellStart"/>
+      <w:r>
+        <w:t>Tag</w:t>
+      </w:r>
+      <w:proofErr w:type="spellEnd"/>
+      <w:r>
+        <w:t xml:space="preserve">, </w:t>
+      </w:r>
+      <w:proofErr w:type="spellStart"/>
+      <w:r>
+        <w:t>QuestionVote</w:t>
+      </w:r>
+      <w:proofErr w:type="spellEnd"/>
+      <w:r>
+        <w:t xml:space="preserve"> и </w:t>
+      </w:r>
+      <w:proofErr w:type="spellStart"/>
+      <w:r>
+        <w:t>AnswerVote</w:t>
+      </w:r>
+      <w:proofErr w:type="spellEnd"/>
+      <w:r>
+        <w:t>. Каждая модель связана со своей таблицей и описывает отношения с другими объектами.</w:t>
+      </w:r>
+    </w:p>
+    <w:p>
+      <w:r>
+        <w:t xml:space="preserve">Например, модель </w:t>
+      </w:r>
+      <w:proofErr w:type="spellStart"/>
+      <w:r>
+        <w:t>Question</w:t>
+      </w:r>
+      <w:proofErr w:type="spellEnd"/>
+      <w:r>
+        <w:t xml:space="preserve"> связана с автором, ответами, тегами и голосами. Благодаря этому контроллер может получать не только сам вопрос, но и связанные с ним данные. Это делает код короче и понятнее.</w:t>
       </w:r>
     </w:p>
     <w:p>
@@ -5911,7 +6324,23 @@
     </w:p>
     <w:p>
       <w:r>
-        <w:t>Маршруты приложения собраны в файле routes/web.php. В нем описаны главная страница, регистрация, вход, выход, создание вопроса, просмотр вопроса, добавление ответа, голосование и профиль пользователя.</w:t>
+        <w:t xml:space="preserve">Маршруты приложения собраны в файле </w:t>
+      </w:r>
+      <w:proofErr w:type="spellStart"/>
+      <w:r>
+        <w:t>routes</w:t>
+      </w:r>
+      <w:proofErr w:type="spellEnd"/>
+      <w:r>
+        <w:t>/</w:t>
+      </w:r>
+      <w:proofErr w:type="spellStart"/>
+      <w:r>
+        <w:t>web.php</w:t>
+      </w:r>
+      <w:proofErr w:type="spellEnd"/>
+      <w:r>
+        <w:t>. В нем описаны главная страница, регистрация, вход, выход, создание вопроса, просмотр вопроса, добавление ответа, голосование и профиль пользователя.</w:t>
       </w:r>
     </w:p>
     <w:p>
@@ -5982,7 +6411,15 @@
     </w:p>
     <w:p>
       <w:r>
-        <w:t>Таким образом, структура проекта получилась понятной и хорошо отражает архитектуру MVC. Отдельный плюс в том, что проект сохраняет стандартную организацию Laravel, а значит, его легче читать и объяснять.</w:t>
+        <w:t xml:space="preserve">Таким образом, структура проекта получилась понятной и хорошо отражает архитектуру MVC. Отдельный плюс в том, что проект сохраняет стандартную организацию </w:t>
+      </w:r>
+      <w:proofErr w:type="spellStart"/>
+      <w:r>
+        <w:t>Laravel</w:t>
+      </w:r>
+      <w:proofErr w:type="spellEnd"/>
+      <w:r>
+        <w:t>, а значит, его легче читать и объяснять.</w:t>
       </w:r>
     </w:p>
     <w:p>
@@ -6037,7 +6474,15 @@
     </w:p>
     <w:p>
       <w:r>
-        <w:t>С технической стороны данные подготавливаются в HomeController. Контроллер получает вопросы, автора, теги, количество ответов и рейтинги, а затем передает все это в шаблон.</w:t>
+        <w:t xml:space="preserve">С технической стороны данные подготавливаются в </w:t>
+      </w:r>
+      <w:proofErr w:type="spellStart"/>
+      <w:r>
+        <w:t>HomeController</w:t>
+      </w:r>
+      <w:proofErr w:type="spellEnd"/>
+      <w:r>
+        <w:t>. Контроллер получает вопросы, автора, теги, количество ответов и рейтинги, а затем передает все это в шаблон.</w:t>
       </w:r>
     </w:p>
     <w:p>
@@ -6067,12 +6512,28 @@
     </w:p>
     <w:p>
       <w:r>
-        <w:t>Регистрация выполняется через простую форму. Пользователь вводит имя, email, пароль и краткую информацию о себе. После этого данные проверяются и сохраняются в базе.</w:t>
-      </w:r>
-    </w:p>
-    <w:p>
-      <w:r>
-        <w:t>Авторизация строится на стандартных средствах Laravel. Если данные введены верно, создается пользовательская сессия, и участник получает доступ к действиям, которые доступны только после входа в систему.</w:t>
+        <w:t xml:space="preserve">Регистрация выполняется через простую форму. Пользователь вводит имя, </w:t>
+      </w:r>
+      <w:proofErr w:type="spellStart"/>
+      <w:r>
+        <w:t>email</w:t>
+      </w:r>
+      <w:proofErr w:type="spellEnd"/>
+      <w:r>
+        <w:t>, пароль и краткую информацию о себе. После этого данные проверяются и сохраняются в базе.</w:t>
+      </w:r>
+    </w:p>
+    <w:p>
+      <w:r>
+        <w:t xml:space="preserve">Авторизация строится на стандартных средствах </w:t>
+      </w:r>
+      <w:proofErr w:type="spellStart"/>
+      <w:r>
+        <w:t>Laravel</w:t>
+      </w:r>
+      <w:proofErr w:type="spellEnd"/>
+      <w:r>
+        <w:t>. Если данные введены верно, создается пользовательская сессия, и участник получает доступ к действиям, которые доступны только после входа в систему.</w:t>
       </w:r>
     </w:p>
     <w:p>
@@ -6108,7 +6569,15 @@
     <w:p>
       <w:r>
         <w:lastRenderedPageBreak/>
-        <w:t>После отправки формы данные проходят валидацию. Если все заполнено корректно, вопрос сохраняется в таблицу questions, а введенные теги связываются с ним. На странице вопроса выводятся полный текст, имя автора, теги, рейтинг и ответы.</w:t>
+        <w:t xml:space="preserve">После отправки формы данные проходят валидацию. Если все заполнено корректно, вопрос сохраняется в таблицу </w:t>
+      </w:r>
+      <w:proofErr w:type="spellStart"/>
+      <w:r>
+        <w:t>questions</w:t>
+      </w:r>
+      <w:proofErr w:type="spellEnd"/>
+      <w:r>
+        <w:t>, а введенные теги связываются с ним. На странице вопроса выводятся полный текст, имя автора, теги, рейтинг и ответы.</w:t>
       </w:r>
     </w:p>
     <w:p>
@@ -6260,7 +6729,15 @@
     </w:p>
     <w:p>
       <w:r>
-        <w:t>У каждого пользователя есть профиль. На этой странице выводятся имя, email, краткое описание, количество вопросов, количество ответов и общий рейтинг.</w:t>
+        <w:t xml:space="preserve">У каждого пользователя есть профиль. На этой странице выводятся имя, </w:t>
+      </w:r>
+      <w:proofErr w:type="spellStart"/>
+      <w:r>
+        <w:t>email</w:t>
+      </w:r>
+      <w:proofErr w:type="spellEnd"/>
+      <w:r>
+        <w:t>, краткое описание, количество вопросов, количество ответов и общий рейтинг.</w:t>
       </w:r>
     </w:p>
     <w:p>
@@ -6301,7 +6778,15 @@
     </w:p>
     <w:p>
       <w:r>
-        <w:t>Пароли хранятся в виде хеша, а формы защищаются CSRF-токеном. Для учебной версии этого достаточно, чтобы показать основные принципы безопасной работы с пользовательскими данными.</w:t>
+        <w:t xml:space="preserve">Пароли хранятся в виде </w:t>
+      </w:r>
+      <w:proofErr w:type="spellStart"/>
+      <w:r>
+        <w:t>хеша</w:t>
+      </w:r>
+      <w:proofErr w:type="spellEnd"/>
+      <w:r>
+        <w:t>, а формы защищаются CSRF-токеном. Для учебной версии этого достаточно, чтобы показать основные принципы безопасной работы с пользовательскими данными.</w:t>
       </w:r>
     </w:p>
     <w:p>
@@ -6440,12 +6925,28 @@
     </w:p>
     <w:p>
       <w:r>
-        <w:t>Для запуска проекта необходимо установить PHP, Composer и настроить базу данных. Затем создается файл окружения, выполняются миграции и, если нужно, добавляются тестовые данные.</w:t>
-      </w:r>
-    </w:p>
-    <w:p>
-      <w:r>
-        <w:t>После этого проект можно запустить стандартной командой Laravel. Это показывает, что приложение является не просто набором файлов, а рабочей системой, которую можно поднять в локальной среде.</w:t>
+        <w:t xml:space="preserve">Для запуска проекта необходимо установить PHP, </w:t>
+      </w:r>
+      <w:proofErr w:type="spellStart"/>
+      <w:r>
+        <w:t>Composer</w:t>
+      </w:r>
+      <w:proofErr w:type="spellEnd"/>
+      <w:r>
+        <w:t xml:space="preserve"> и настроить базу данных. Затем создается файл окружения, выполняются миграции и, если нужно, добавляются тестовые данные.</w:t>
+      </w:r>
+    </w:p>
+    <w:p>
+      <w:r>
+        <w:t xml:space="preserve">После этого проект можно запустить стандартной командой </w:t>
+      </w:r>
+      <w:proofErr w:type="spellStart"/>
+      <w:r>
+        <w:t>Laravel</w:t>
+      </w:r>
+      <w:proofErr w:type="spellEnd"/>
+      <w:r>
+        <w:t>. Это показывает, что приложение является не просто набором файлов, а рабочей системой, которую можно поднять в локальной среде.</w:t>
       </w:r>
     </w:p>
     <w:p>
@@ -6510,12 +7011,20 @@
         </w:rPr>
         <w:t>'/', [</w:t>
       </w:r>
+      <w:proofErr w:type="spellStart"/>
       <w:proofErr w:type="gramStart"/>
       <w:r>
         <w:rPr>
           <w:lang w:val="en-US"/>
         </w:rPr>
-        <w:t>HomeController::</w:t>
+        <w:t>HomeController</w:t>
+      </w:r>
+      <w:proofErr w:type="spellEnd"/>
+      <w:r>
+        <w:rPr>
+          <w:lang w:val="en-US"/>
+        </w:rPr>
+        <w:t>::</w:t>
       </w:r>
       <w:proofErr w:type="gramEnd"/>
       <w:r>
@@ -6596,12 +7105,20 @@
         </w:rPr>
         <w:t>'/questions/create', [</w:t>
       </w:r>
+      <w:proofErr w:type="spellStart"/>
       <w:proofErr w:type="gramStart"/>
       <w:r>
         <w:rPr>
           <w:lang w:val="en-US"/>
         </w:rPr>
-        <w:t>QuestionController::</w:t>
+        <w:t>QuestionController</w:t>
+      </w:r>
+      <w:proofErr w:type="spellEnd"/>
+      <w:r>
+        <w:rPr>
+          <w:lang w:val="en-US"/>
+        </w:rPr>
+        <w:t>::</w:t>
       </w:r>
       <w:proofErr w:type="gramEnd"/>
       <w:r>
@@ -6610,6 +7127,7 @@
         </w:rPr>
         <w:t>class, 'create'])-&gt;name('</w:t>
       </w:r>
+      <w:proofErr w:type="spellStart"/>
       <w:proofErr w:type="gramStart"/>
       <w:r>
         <w:rPr>
@@ -6617,6 +7135,7 @@
         </w:rPr>
         <w:t>questions.create</w:t>
       </w:r>
+      <w:proofErr w:type="spellEnd"/>
       <w:proofErr w:type="gramEnd"/>
       <w:r>
         <w:rPr>
@@ -6652,12 +7171,20 @@
         </w:rPr>
         <w:t>'/questions', [</w:t>
       </w:r>
+      <w:proofErr w:type="spellStart"/>
       <w:proofErr w:type="gramStart"/>
       <w:r>
         <w:rPr>
           <w:lang w:val="en-US"/>
         </w:rPr>
-        <w:t>QuestionController::</w:t>
+        <w:t>QuestionController</w:t>
+      </w:r>
+      <w:proofErr w:type="spellEnd"/>
+      <w:r>
+        <w:rPr>
+          <w:lang w:val="en-US"/>
+        </w:rPr>
+        <w:t>::</w:t>
       </w:r>
       <w:proofErr w:type="gramEnd"/>
       <w:r>
@@ -6666,6 +7193,7 @@
         </w:rPr>
         <w:t>class, 'store'])-&gt;name('</w:t>
       </w:r>
+      <w:proofErr w:type="spellStart"/>
       <w:proofErr w:type="gramStart"/>
       <w:r>
         <w:rPr>
@@ -6673,6 +7201,7 @@
         </w:rPr>
         <w:t>questions.store</w:t>
       </w:r>
+      <w:proofErr w:type="spellEnd"/>
       <w:proofErr w:type="gramEnd"/>
       <w:r>
         <w:rPr>
@@ -6738,12 +7267,20 @@
         </w:rPr>
         <w:t>, [</w:t>
       </w:r>
+      <w:proofErr w:type="spellStart"/>
       <w:proofErr w:type="gramStart"/>
       <w:r>
         <w:rPr>
           <w:lang w:val="en-US"/>
         </w:rPr>
-        <w:t>ProfileController::</w:t>
+        <w:t>ProfileController</w:t>
+      </w:r>
+      <w:proofErr w:type="spellEnd"/>
+      <w:r>
+        <w:rPr>
+          <w:lang w:val="en-US"/>
+        </w:rPr>
+        <w:t>::</w:t>
       </w:r>
       <w:proofErr w:type="gramEnd"/>
       <w:r>
@@ -6752,6 +7289,7 @@
         </w:rPr>
         <w:t>class, 'show'])-&gt;name('</w:t>
       </w:r>
+      <w:proofErr w:type="spellStart"/>
       <w:proofErr w:type="gramStart"/>
       <w:r>
         <w:rPr>
@@ -6759,6 +7297,7 @@
         </w:rPr>
         <w:t>profile.show</w:t>
       </w:r>
+      <w:proofErr w:type="spellEnd"/>
       <w:proofErr w:type="gramEnd"/>
       <w:r>
         <w:rPr>
@@ -6979,12 +7518,20 @@
         </w:rPr>
         <w:t>$this-&gt;</w:t>
       </w:r>
+      <w:proofErr w:type="spellStart"/>
       <w:proofErr w:type="gramStart"/>
       <w:r>
         <w:rPr>
           <w:lang w:val="en-US"/>
         </w:rPr>
-        <w:t>syncTags(</w:t>
+        <w:t>syncTags</w:t>
+      </w:r>
+      <w:proofErr w:type="spellEnd"/>
+      <w:r>
+        <w:rPr>
+          <w:lang w:val="en-US"/>
+        </w:rPr>
+        <w:t>(</w:t>
       </w:r>
       <w:proofErr w:type="gramEnd"/>
       <w:r>
@@ -7030,12 +7577,22 @@
       <w:pPr>
         <w:pStyle w:val="CodeParagraph"/>
       </w:pPr>
-      <w:r>
-        <w:t>if ($</w:t>
-      </w:r>
+      <w:proofErr w:type="spellStart"/>
+      <w:r>
+        <w:t>if</w:t>
+      </w:r>
+      <w:proofErr w:type="spellEnd"/>
+      <w:r>
+        <w:t xml:space="preserve"> ($</w:t>
+      </w:r>
+      <w:proofErr w:type="spellStart"/>
       <w:proofErr w:type="gramStart"/>
       <w:r>
-        <w:t>search !</w:t>
+        <w:t>search</w:t>
+      </w:r>
+      <w:proofErr w:type="spellEnd"/>
+      <w:r>
+        <w:t xml:space="preserve"> !</w:t>
       </w:r>
       <w:proofErr w:type="gramEnd"/>
       <w:r>
@@ -7150,12 +7707,20 @@
         </w:rPr>
         <w:t xml:space="preserve">            -&gt;</w:t>
       </w:r>
+      <w:proofErr w:type="spellStart"/>
       <w:proofErr w:type="gramStart"/>
       <w:r>
         <w:rPr>
           <w:lang w:val="en-US"/>
         </w:rPr>
-        <w:t>orWhere(</w:t>
+        <w:t>orWhere</w:t>
+      </w:r>
+      <w:proofErr w:type="spellEnd"/>
+      <w:r>
+        <w:rPr>
+          <w:lang w:val="en-US"/>
+        </w:rPr>
+        <w:t>(</w:t>
       </w:r>
       <w:proofErr w:type="gramEnd"/>
       <w:r>
@@ -7206,19 +7771,41 @@
         </w:rPr>
         <w:t xml:space="preserve">            -&gt;</w:t>
       </w:r>
+      <w:proofErr w:type="spellStart"/>
       <w:proofErr w:type="gramStart"/>
       <w:r>
         <w:rPr>
           <w:lang w:val="en-US"/>
         </w:rPr>
-        <w:t>orWhereHas(</w:t>
+        <w:t>orWhereHas</w:t>
+      </w:r>
+      <w:proofErr w:type="spellEnd"/>
+      <w:r>
+        <w:rPr>
+          <w:lang w:val="en-US"/>
+        </w:rPr>
+        <w:t>(</w:t>
       </w:r>
       <w:proofErr w:type="gramEnd"/>
       <w:r>
         <w:rPr>
           <w:lang w:val="en-US"/>
         </w:rPr>
-        <w:t>'tags', function ($tagQuery) use ($</w:t>
+        <w:t>'tags', function ($</w:t>
+      </w:r>
+      <w:proofErr w:type="spellStart"/>
+      <w:r>
+        <w:rPr>
+          <w:lang w:val="en-US"/>
+        </w:rPr>
+        <w:t>tagQuery</w:t>
+      </w:r>
+      <w:proofErr w:type="spellEnd"/>
+      <w:r>
+        <w:rPr>
+          <w:lang w:val="en-US"/>
+        </w:rPr>
+        <w:t>) use ($</w:t>
       </w:r>
       <w:proofErr w:type="gramStart"/>
       <w:r>
@@ -7240,7 +7827,21 @@
         <w:rPr>
           <w:lang w:val="en-US"/>
         </w:rPr>
-        <w:t xml:space="preserve">                $tagQuery-&gt;</w:t>
+        <w:t xml:space="preserve">                $</w:t>
+      </w:r>
+      <w:proofErr w:type="spellStart"/>
+      <w:r>
+        <w:rPr>
+          <w:lang w:val="en-US"/>
+        </w:rPr>
+        <w:t>tagQuery</w:t>
+      </w:r>
+      <w:proofErr w:type="spellEnd"/>
+      <w:r>
+        <w:rPr>
+          <w:lang w:val="en-US"/>
+        </w:rPr>
+        <w:t>-&gt;</w:t>
       </w:r>
       <w:proofErr w:type="gramStart"/>
       <w:r>
@@ -7324,13 +7925,23 @@
       <w:pPr>
         <w:pStyle w:val="CodeParagraph"/>
       </w:pPr>
+      <w:proofErr w:type="spellStart"/>
       <w:r>
         <w:lastRenderedPageBreak/>
-        <w:t>if ($</w:t>
-      </w:r>
+        <w:t>if</w:t>
+      </w:r>
+      <w:proofErr w:type="spellEnd"/>
+      <w:r>
+        <w:t xml:space="preserve"> ($</w:t>
+      </w:r>
+      <w:proofErr w:type="spellStart"/>
       <w:proofErr w:type="gramStart"/>
       <w:r>
-        <w:t>tag !</w:t>
+        <w:t>tag</w:t>
+      </w:r>
+      <w:proofErr w:type="spellEnd"/>
+      <w:r>
+        <w:t xml:space="preserve"> !</w:t>
       </w:r>
       <w:proofErr w:type="gramEnd"/>
       <w:r>
@@ -7353,12 +7964,20 @@
         </w:rPr>
         <w:t>$questions-&gt;</w:t>
       </w:r>
+      <w:proofErr w:type="spellStart"/>
       <w:proofErr w:type="gramStart"/>
       <w:r>
         <w:rPr>
           <w:lang w:val="en-US"/>
         </w:rPr>
-        <w:t>whereHas(</w:t>
+        <w:t>whereHas</w:t>
+      </w:r>
+      <w:proofErr w:type="spellEnd"/>
+      <w:r>
+        <w:rPr>
+          <w:lang w:val="en-US"/>
+        </w:rPr>
+        <w:t>(</w:t>
       </w:r>
       <w:proofErr w:type="gramEnd"/>
       <w:r>
@@ -7387,15 +8006,41 @@
         <w:t xml:space="preserve">        </w:t>
       </w:r>
       <w:r>
-        <w:t>$query</w:t>
-      </w:r>
+        <w:t>$</w:t>
+      </w:r>
+      <w:proofErr w:type="spellStart"/>
+      <w:r>
+        <w:t>query</w:t>
+      </w:r>
+      <w:proofErr w:type="spellEnd"/>
       <w:proofErr w:type="gramStart"/>
       <w:r>
-        <w:t>-&gt;where</w:t>
-      </w:r>
+        <w:t>-&gt;</w:t>
+      </w:r>
+      <w:proofErr w:type="spellStart"/>
+      <w:r>
+        <w:t>where</w:t>
+      </w:r>
+      <w:proofErr w:type="spellEnd"/>
       <w:proofErr w:type="gramEnd"/>
       <w:r>
-        <w:t>('slug', $tag);</w:t>
+        <w:t>('</w:t>
+      </w:r>
+      <w:proofErr w:type="spellStart"/>
+      <w:r>
+        <w:t>slug</w:t>
+      </w:r>
+      <w:proofErr w:type="spellEnd"/>
+      <w:r>
+        <w:t>', $</w:t>
+      </w:r>
+      <w:proofErr w:type="spellStart"/>
+      <w:r>
+        <w:t>tag</w:t>
+      </w:r>
+      <w:proofErr w:type="spellEnd"/>
+      <w:r>
+        <w:t>);</w:t>
       </w:r>
     </w:p>
     <w:p>
@@ -7683,7 +8328,15 @@
     </w:p>
     <w:p>
       <w:r>
-        <w:t>Еще одно преимущество в том, что проект хорошо показывает основные возможности Laravel на реальном примере. В нем есть маршруты, контроллеры, модели, шаблоны, авторизация, валидация и работа с базой данных.</w:t>
+        <w:t xml:space="preserve">Еще одно преимущество в том, что проект хорошо показывает основные возможности </w:t>
+      </w:r>
+      <w:proofErr w:type="spellStart"/>
+      <w:r>
+        <w:t>Laravel</w:t>
+      </w:r>
+      <w:proofErr w:type="spellEnd"/>
+      <w:r>
+        <w:t xml:space="preserve"> на реальном примере. В нем есть маршруты, контроллеры, модели, шаблоны, авторизация, валидация и работа с базой данных.</w:t>
       </w:r>
     </w:p>
     <w:p>
@@ -7797,7 +8450,31 @@
     </w:p>
     <w:p>
       <w:r>
-        <w:t>В процессе работы были изучены особенности Stack Overflow, выбраны технологии разработки, спроектирована база данных и реализован основной функционал приложения. Для создания проекта использовались Laravel, PHP, MySQL, Blade-шаблоны и стандартные средства фреймворка.</w:t>
+        <w:t xml:space="preserve">В процессе работы были изучены особенности </w:t>
+      </w:r>
+      <w:proofErr w:type="spellStart"/>
+      <w:r>
+        <w:t>Stack</w:t>
+      </w:r>
+      <w:proofErr w:type="spellEnd"/>
+      <w:r>
+        <w:t xml:space="preserve"> </w:t>
+      </w:r>
+      <w:proofErr w:type="spellStart"/>
+      <w:r>
+        <w:t>Overflow</w:t>
+      </w:r>
+      <w:proofErr w:type="spellEnd"/>
+      <w:r>
+        <w:t xml:space="preserve">, выбраны технологии разработки, спроектирована база данных и реализован основной функционал приложения. Для создания проекта использовались </w:t>
+      </w:r>
+      <w:proofErr w:type="spellStart"/>
+      <w:r>
+        <w:t>Laravel</w:t>
+      </w:r>
+      <w:proofErr w:type="spellEnd"/>
+      <w:r>
+        <w:t>, PHP, MySQL, Blade-шаблоны и стандартные средства фреймворка.</w:t>
       </w:r>
     </w:p>
     <w:p>
@@ -7843,253 +8520,342 @@
     <w:p>
       <w:pPr>
         <w:pStyle w:val="a3"/>
+        <w:numPr>
+          <w:ilvl w:val="0"/>
+          <w:numId w:val="2"/>
+        </w:numPr>
         <w:jc w:val="left"/>
       </w:pPr>
       <w:r>
-        <w:t>1.</w:t>
-      </w:r>
+        <w:t xml:space="preserve">О проекте // </w:t>
+      </w:r>
+      <w:proofErr w:type="spellStart"/>
+      <w:r>
+        <w:t>Stack</w:t>
+      </w:r>
+      <w:proofErr w:type="spellEnd"/>
       <w:r>
         <w:t xml:space="preserve"> </w:t>
       </w:r>
-      <w:r>
-        <w:t>О проекте // Stack Overflow URL: https://ru.stackoverflow.com/ (дата обращения: 13.04.2026).</w:t>
+      <w:proofErr w:type="spellStart"/>
+      <w:r>
+        <w:t>Overflow</w:t>
+      </w:r>
+      <w:proofErr w:type="spellEnd"/>
+      <w:r>
+        <w:t xml:space="preserve"> URL: https://ru.stackoverflow.com/ (дата обращения: 13.04.2026).</w:t>
       </w:r>
     </w:p>
     <w:p>
       <w:pPr>
         <w:pStyle w:val="a3"/>
+        <w:numPr>
+          <w:ilvl w:val="0"/>
+          <w:numId w:val="2"/>
+        </w:numPr>
         <w:jc w:val="left"/>
       </w:pPr>
       <w:r>
-        <w:t>2.</w:t>
-      </w:r>
+        <w:t>Что такое</w:t>
+      </w:r>
+      <w:r>
+        <w:t xml:space="preserve"> рейтинг</w:t>
+      </w:r>
+      <w:r>
+        <w:t xml:space="preserve">? // Справочный центр </w:t>
+      </w:r>
+      <w:proofErr w:type="spellStart"/>
+      <w:r>
+        <w:t>Stack</w:t>
+      </w:r>
+      <w:proofErr w:type="spellEnd"/>
       <w:r>
         <w:t xml:space="preserve"> </w:t>
       </w:r>
-      <w:r>
-        <w:t>Что такое</w:t>
-      </w:r>
-      <w:r>
-        <w:t xml:space="preserve"> рейтинг</w:t>
-      </w:r>
-      <w:r>
-        <w:t>? // Справочный центр Stack Overflow URL: https://stackoverflow.com/help/whats-reputation (дата обращения: 13.04.2026).</w:t>
+      <w:proofErr w:type="spellStart"/>
+      <w:r>
+        <w:t>Overflow</w:t>
+      </w:r>
+      <w:proofErr w:type="spellEnd"/>
+      <w:r>
+        <w:t xml:space="preserve"> URL: https://stackoverflow.com/help/whats-reputation (дата обращения: 13.04.2026).</w:t>
       </w:r>
     </w:p>
     <w:p>
       <w:pPr>
         <w:pStyle w:val="a3"/>
+        <w:numPr>
+          <w:ilvl w:val="0"/>
+          <w:numId w:val="2"/>
+        </w:numPr>
         <w:jc w:val="left"/>
       </w:pPr>
       <w:r>
-        <w:t>3.</w:t>
+        <w:t>Маршрутизация</w:t>
       </w:r>
       <w:r>
         <w:t xml:space="preserve"> </w:t>
       </w:r>
       <w:r>
-        <w:t>Маршрутизация</w:t>
+        <w:t xml:space="preserve">//Документация </w:t>
+      </w:r>
+      <w:proofErr w:type="spellStart"/>
+      <w:r>
+        <w:t>Laravel</w:t>
+      </w:r>
+      <w:proofErr w:type="spellEnd"/>
+      <w:r>
+        <w:t xml:space="preserve"> URL: https://laravel.com/docs/13.x/routing (дата обращения: 13.04.2026).</w:t>
+      </w:r>
+    </w:p>
+    <w:p>
+      <w:pPr>
+        <w:pStyle w:val="a3"/>
+        <w:numPr>
+          <w:ilvl w:val="0"/>
+          <w:numId w:val="2"/>
+        </w:numPr>
+        <w:jc w:val="left"/>
+      </w:pPr>
+      <w:r>
+        <w:t xml:space="preserve">Шаблоны Blade // Документация </w:t>
+      </w:r>
+      <w:proofErr w:type="spellStart"/>
+      <w:r>
+        <w:t>Laravel</w:t>
+      </w:r>
+      <w:proofErr w:type="spellEnd"/>
+      <w:r>
+        <w:t xml:space="preserve"> URL: https://laravel.com/docs/13.x/blade (дата обращения: 13.04.2026).</w:t>
+      </w:r>
+    </w:p>
+    <w:p>
+      <w:pPr>
+        <w:pStyle w:val="a3"/>
+        <w:numPr>
+          <w:ilvl w:val="0"/>
+          <w:numId w:val="2"/>
+        </w:numPr>
+        <w:jc w:val="left"/>
+      </w:pPr>
+      <w:r>
+        <w:t>Связи</w:t>
       </w:r>
       <w:r>
         <w:t xml:space="preserve"> </w:t>
       </w:r>
-      <w:r>
-        <w:t>//Документация Laravel URL: https://laravel.com/docs/13.x/routing (дата обращения: 13.04.2026).</w:t>
+      <w:proofErr w:type="spellStart"/>
+      <w:r>
+        <w:t>Eloquent</w:t>
+      </w:r>
+      <w:proofErr w:type="spellEnd"/>
+      <w:r>
+        <w:t>/</w:t>
+      </w:r>
+      <w:r>
+        <w:t xml:space="preserve"> </w:t>
+      </w:r>
+      <w:r>
+        <w:t xml:space="preserve">/Документация </w:t>
+      </w:r>
+      <w:proofErr w:type="spellStart"/>
+      <w:r>
+        <w:t>Laravel</w:t>
+      </w:r>
+      <w:proofErr w:type="spellEnd"/>
+      <w:r>
+        <w:t xml:space="preserve"> URL: https://laravel.com/docs/13.x/eloquent-relationships (дата обращения: 13.04.2026).</w:t>
       </w:r>
     </w:p>
     <w:p>
       <w:pPr>
         <w:pStyle w:val="a3"/>
+        <w:numPr>
+          <w:ilvl w:val="0"/>
+          <w:numId w:val="2"/>
+        </w:numPr>
         <w:jc w:val="left"/>
       </w:pPr>
       <w:r>
-        <w:t>4.</w:t>
+        <w:t xml:space="preserve">Валидация // Документация </w:t>
+      </w:r>
+      <w:proofErr w:type="spellStart"/>
+      <w:r>
+        <w:t>Laravel</w:t>
+      </w:r>
+      <w:proofErr w:type="spellEnd"/>
+      <w:r>
+        <w:t xml:space="preserve"> URL: https://laravel.com/docs/13.x/validation (дата обращения: 13.04.2026).</w:t>
+      </w:r>
+    </w:p>
+    <w:p>
+      <w:pPr>
+        <w:pStyle w:val="a3"/>
+        <w:numPr>
+          <w:ilvl w:val="0"/>
+          <w:numId w:val="2"/>
+        </w:numPr>
+        <w:jc w:val="left"/>
+      </w:pPr>
+      <w:r>
+        <w:t>Функции хеширования паролей // Руководство PHP URL: https://www.php.net/manual/ru/ref.password.php (дата обращения: 13.04.2026).</w:t>
+      </w:r>
+    </w:p>
+    <w:p>
+      <w:pPr>
+        <w:pStyle w:val="a3"/>
+        <w:numPr>
+          <w:ilvl w:val="0"/>
+          <w:numId w:val="2"/>
+        </w:numPr>
+        <w:jc w:val="left"/>
+      </w:pPr>
+      <w:r>
+        <w:t>Сессии</w:t>
       </w:r>
       <w:r>
         <w:t xml:space="preserve"> </w:t>
       </w:r>
       <w:r>
-        <w:t>Шаблоны Blade // Документация Laravel URL: https://laravel.com/docs/13.x/blade (дата обращения: 13.04.2026).</w:t>
+        <w:t>//</w:t>
+      </w:r>
+      <w:r>
+        <w:t xml:space="preserve"> </w:t>
+      </w:r>
+      <w:r>
+        <w:t>Руководство</w:t>
+      </w:r>
+      <w:r>
+        <w:t xml:space="preserve"> </w:t>
+      </w:r>
+      <w:r>
+        <w:t>PHP</w:t>
+      </w:r>
+      <w:r>
+        <w:t xml:space="preserve"> </w:t>
+      </w:r>
+      <w:r>
+        <w:t>URL:</w:t>
+      </w:r>
+    </w:p>
+    <w:p>
+      <w:pPr>
+        <w:ind w:left="1068" w:firstLine="0"/>
+        <w:jc w:val="left"/>
+      </w:pPr>
+      <w:r>
+        <w:t>https://www.php.net/manual/ru/book.session.php (дата обращения: 13.04.2026).</w:t>
       </w:r>
     </w:p>
     <w:p>
       <w:pPr>
         <w:pStyle w:val="a3"/>
+        <w:numPr>
+          <w:ilvl w:val="0"/>
+          <w:numId w:val="2"/>
+        </w:numPr>
         <w:jc w:val="left"/>
       </w:pPr>
       <w:r>
-        <w:t>5.</w:t>
+        <w:t>Оператор CREATE TABLE // Справочное руководство MySQL 8.4 URL: https://dev.mysql.com/doc/refman/8.4/en/create-table.html (дата обращения: 13.04.2026).</w:t>
+      </w:r>
+    </w:p>
+    <w:p>
+      <w:pPr>
+        <w:pStyle w:val="a3"/>
+        <w:numPr>
+          <w:ilvl w:val="0"/>
+          <w:numId w:val="2"/>
+        </w:numPr>
+        <w:jc w:val="left"/>
+      </w:pPr>
+      <w:r>
+        <w:t xml:space="preserve">Ограничения FOREIGN KEY в </w:t>
+      </w:r>
+      <w:proofErr w:type="spellStart"/>
+      <w:r>
+        <w:t>InnoDB</w:t>
+      </w:r>
+      <w:proofErr w:type="spellEnd"/>
+      <w:r>
+        <w:t xml:space="preserve"> // Справочное руководство MySQL 8.4</w:t>
       </w:r>
       <w:r>
         <w:t xml:space="preserve"> </w:t>
       </w:r>
       <w:r>
-        <w:t>Связи</w:t>
-      </w:r>
-      <w:r>
-        <w:t xml:space="preserve"> </w:t>
-      </w:r>
-      <w:r>
-        <w:t>Eloquent/</w:t>
-      </w:r>
-      <w:r>
-        <w:t xml:space="preserve"> </w:t>
-      </w:r>
-      <w:r>
-        <w:t>/Документация Laravel URL: https://laravel.com/docs/13.x/eloquent-relationships (дата обращения: 13.04.2026).</w:t>
+        <w:t>URL: https://dev.mysql.com/doc/refman/8.4/en/create-table-foreign-keys.html (дата обращения: 13.04.2026).</w:t>
       </w:r>
     </w:p>
     <w:p>
       <w:pPr>
         <w:pStyle w:val="a3"/>
+        <w:numPr>
+          <w:ilvl w:val="0"/>
+          <w:numId w:val="2"/>
+        </w:numPr>
         <w:jc w:val="left"/>
       </w:pPr>
       <w:r>
-        <w:t>6.</w:t>
-      </w:r>
-      <w:r>
-        <w:t xml:space="preserve"> </w:t>
-      </w:r>
-      <w:r>
-        <w:t>Валидация // Документация Laravel URL: https://laravel.com/docs/13.x/validation (дата обращения: 13.04.2026).</w:t>
+        <w:t>Кузнецов М. В. PHP и MySQL. Разработка веб-приложений. М.: БХВ, 2022.</w:t>
       </w:r>
     </w:p>
     <w:p>
       <w:pPr>
         <w:pStyle w:val="a3"/>
+        <w:numPr>
+          <w:ilvl w:val="0"/>
+          <w:numId w:val="2"/>
+        </w:numPr>
         <w:jc w:val="left"/>
       </w:pPr>
       <w:r>
-        <w:t>7. Функции хеширования паролей // Руководство PHP URL: https://www.php.net/manual/ru/ref.password.php (дата обращения: 13.04.2026).</w:t>
+        <w:t>Дунаев В. В. Самоучитель PHP 8. СПб.: Питер, 2023.</w:t>
       </w:r>
     </w:p>
     <w:p>
       <w:pPr>
         <w:pStyle w:val="a3"/>
+        <w:numPr>
+          <w:ilvl w:val="0"/>
+          <w:numId w:val="2"/>
+        </w:numPr>
         <w:jc w:val="left"/>
       </w:pPr>
       <w:r>
-        <w:t>8.</w:t>
-      </w:r>
-      <w:r>
-        <w:t xml:space="preserve"> </w:t>
-      </w:r>
-      <w:r>
-        <w:t>Сессии</w:t>
-      </w:r>
-      <w:r>
-        <w:t xml:space="preserve"> </w:t>
-      </w:r>
-      <w:r>
-        <w:t>//</w:t>
-      </w:r>
-      <w:r>
-        <w:t xml:space="preserve"> </w:t>
-      </w:r>
-      <w:r>
-        <w:t>Руководство</w:t>
-      </w:r>
-      <w:r>
-        <w:t xml:space="preserve"> </w:t>
-      </w:r>
-      <w:r>
-        <w:t>PHP</w:t>
-      </w:r>
-      <w:r>
-        <w:t xml:space="preserve"> </w:t>
-      </w:r>
-      <w:r>
-        <w:t>URL:</w:t>
+        <w:t>Васильев А. Н. PHP 8 в подлиннике. СПб.: БХВ-Петербург, 2023.</w:t>
       </w:r>
     </w:p>
     <w:p>
       <w:pPr>
         <w:pStyle w:val="a3"/>
+        <w:numPr>
+          <w:ilvl w:val="0"/>
+          <w:numId w:val="2"/>
+        </w:numPr>
         <w:jc w:val="left"/>
       </w:pPr>
       <w:r>
-        <w:t>https://www.php.net/manual/ru/book.session.php (дата обращения: 13.04.2026).</w:t>
+        <w:lastRenderedPageBreak/>
+        <w:t>Макконнелл С. Совершенный код. СПб.: Питер, 2021.</w:t>
       </w:r>
     </w:p>
     <w:p>
       <w:pPr>
         <w:pStyle w:val="a3"/>
+        <w:numPr>
+          <w:ilvl w:val="0"/>
+          <w:numId w:val="2"/>
+        </w:numPr>
         <w:jc w:val="left"/>
       </w:pPr>
-      <w:r>
-        <w:t>9.</w:t>
-      </w:r>
-      <w:r>
-        <w:t xml:space="preserve"> </w:t>
-      </w:r>
-      <w:r>
-        <w:t>Оператор CREATE TABLE // Справочное руководство MySQL 8.4 URL: https://dev.mysql.com/doc/refman/8.4/en/create-table.html (дата обращения: 13.04.2026).</w:t>
-      </w:r>
-    </w:p>
-    <w:p>
-      <w:pPr>
-        <w:pStyle w:val="a3"/>
-        <w:jc w:val="left"/>
-      </w:pPr>
-      <w:r>
-        <w:t>10.</w:t>
-      </w:r>
-      <w:r>
-        <w:t xml:space="preserve"> </w:t>
-      </w:r>
-      <w:r>
-        <w:t>Ограничения FOREIGN KEY в InnoDB // Справочное руководство MySQL 8.4</w:t>
-      </w:r>
-      <w:r>
-        <w:t xml:space="preserve"> </w:t>
-      </w:r>
-      <w:r>
-        <w:t>URL: https://dev.mysql.com/doc/refman/8.4/en/create-table-foreign-keys.html (дата обращения: 13.04.2026).</w:t>
-      </w:r>
-    </w:p>
-    <w:p>
-      <w:pPr>
-        <w:pStyle w:val="a3"/>
-        <w:jc w:val="left"/>
-      </w:pPr>
-      <w:r>
-        <w:t>11. Кузнецов М. В. PHP и MySQL. Разработка веб-приложений. М.: БХВ, 2022.</w:t>
-      </w:r>
-    </w:p>
-    <w:p>
-      <w:pPr>
-        <w:pStyle w:val="a3"/>
-        <w:jc w:val="left"/>
-      </w:pPr>
-      <w:r>
-        <w:t>12. Дунаев В. В. Самоучитель PHP 8. СПб.: Питер, 2023.</w:t>
-      </w:r>
-    </w:p>
-    <w:p>
-      <w:pPr>
-        <w:pStyle w:val="a3"/>
-        <w:jc w:val="left"/>
-      </w:pPr>
-      <w:r>
-        <w:t>13. Васильев А. Н. PHP 8 в подлиннике. СПб.: БХВ-Петербург, 2023.</w:t>
-      </w:r>
-    </w:p>
-    <w:p>
-      <w:pPr>
-        <w:pStyle w:val="a3"/>
-        <w:jc w:val="left"/>
-      </w:pPr>
-      <w:r>
-        <w:t>14. Макконнелл С. Совершенный код. СПб.: Питер, 2021.</w:t>
-      </w:r>
-    </w:p>
-    <w:p>
-      <w:pPr>
-        <w:pStyle w:val="a3"/>
-        <w:jc w:val="left"/>
-      </w:pPr>
-      <w:r>
-        <w:t>15. Флэнаган Д. JavaScript. Подробное руководство. СПб.: Питер, 2023.</w:t>
+      <w:proofErr w:type="spellStart"/>
+      <w:r>
+        <w:t>Флэнаган</w:t>
+      </w:r>
+      <w:proofErr w:type="spellEnd"/>
+      <w:r>
+        <w:t xml:space="preserve"> Д. JavaScript. Подробное руководство. СПб.: Питер, 2023.</w:t>
       </w:r>
     </w:p>
     <w:p>
@@ -8716,7 +9482,7 @@
       <w:pPr>
         <w:ind w:firstLine="0"/>
         <w:sectPr>
-          <w:footerReference w:type="default" r:id="rId7"/>
+          <w:footerReference w:type="default" r:id="rId8"/>
           <w:pgSz w:w="11906" w:h="16838"/>
           <w:pgMar w:top="1134" w:right="567" w:bottom="1134" w:left="1134" w:header="708" w:footer="708" w:gutter="0"/>
           <w:pgNumType w:start="1"/>
@@ -8772,7 +9538,7 @@
                     <pic:cNvPicPr/>
                   </pic:nvPicPr>
                   <pic:blipFill>
-                    <a:blip r:embed="rId8"/>
+                    <a:blip r:embed="rId9"/>
                     <a:stretch>
                       <a:fillRect/>
                     </a:stretch>
@@ -8851,7 +9617,7 @@
                     <pic:cNvPicPr/>
                   </pic:nvPicPr>
                   <pic:blipFill>
-                    <a:blip r:embed="rId9"/>
+                    <a:blip r:embed="rId10"/>
                     <a:stretch>
                       <a:fillRect/>
                     </a:stretch>
@@ -8930,7 +9696,7 @@
                     <pic:cNvPicPr/>
                   </pic:nvPicPr>
                   <pic:blipFill>
-                    <a:blip r:embed="rId10"/>
+                    <a:blip r:embed="rId11"/>
                     <a:stretch>
                       <a:fillRect/>
                     </a:stretch>
@@ -9009,7 +9775,7 @@
                     <pic:cNvPicPr/>
                   </pic:nvPicPr>
                   <pic:blipFill>
-                    <a:blip r:embed="rId11"/>
+                    <a:blip r:embed="rId12"/>
                     <a:stretch>
                       <a:fillRect/>
                     </a:stretch>
@@ -9049,7 +9815,7 @@
                     <pic:cNvPicPr/>
                   </pic:nvPicPr>
                   <pic:blipFill>
-                    <a:blip r:embed="rId12"/>
+                    <a:blip r:embed="rId13"/>
                     <a:stretch>
                       <a:fillRect/>
                     </a:stretch>
@@ -9079,17 +9845,12 @@
       </w:r>
     </w:p>
     <w:p>
-      <w:r>
-        <w:br w:type="page"/>
-      </w:r>
-    </w:p>
-    <w:p>
-      <w:pPr>
-        <w:pStyle w:val="FigureCaption"/>
+      <w:pPr>
+        <w:ind w:firstLine="0"/>
       </w:pPr>
     </w:p>
     <w:sectPr>
-      <w:footerReference w:type="default" r:id="rId13"/>
+      <w:footerReference w:type="default" r:id="rId14"/>
       <w:pgSz w:w="16838" w:h="11906" w:orient="landscape"/>
       <w:pgMar w:top="1134" w:right="567" w:bottom="1134" w:left="1134" w:header="708" w:footer="708" w:gutter="0"/>
       <w:cols w:space="720"/>
@@ -9237,6 +9998,192 @@
     </w:p>
   </w:footnote>
 </w:footnotes>
+</file>
+
+<file path=word/numbering.xml><?xml version="1.0" encoding="utf-8"?>
+<w:numbering xmlns:wpc="http://schemas.microsoft.com/office/word/2010/wordprocessingCanvas" xmlns:cx="http://schemas.microsoft.com/office/drawing/2014/chartex" xmlns:cx1="http://schemas.microsoft.com/office/drawing/2015/9/8/chartex" xmlns:cx2="http://schemas.microsoft.com/office/drawing/2015/10/21/chartex" xmlns:cx3="http://schemas.microsoft.com/office/drawing/2016/5/9/chartex" xmlns:cx4="http://schemas.microsoft.com/office/drawing/2016/5/10/chartex" xmlns:cx5="http://schemas.microsoft.com/office/drawing/2016/5/11/chartex" xmlns:cx6="http://schemas.microsoft.com/office/drawing/2016/5/12/chartex" xmlns:cx7="http://schemas.microsoft.com/office/drawing/2016/5/13/chartex" xmlns:cx8="http://schemas.microsoft.com/office/drawing/2016/5/14/chartex" xmlns:mc="http://schemas.openxmlformats.org/markup-compatibility/2006" xmlns:aink="http://schemas.microsoft.com/office/drawing/2016/ink" xmlns:am3d="http://schemas.microsoft.com/office/drawing/2017/model3d" xmlns:o="urn:schemas-microsoft-com:office:office" xmlns:oel="http://schemas.microsoft.com/office/2019/extlst" xmlns:r="http://schemas.openxmlformats.org/officeDocument/2006/relationships" xmlns:m="http://schemas.openxmlformats.org/officeDocument/2006/math" xmlns:v="urn:schemas-microsoft-com:vml" xmlns:wp14="http://schemas.microsoft.com/office/word/2010/wordprocessingDrawing" xmlns:wp="http://schemas.openxmlformats.org/drawingml/2006/wordprocessingDrawing" xmlns:w10="urn:schemas-microsoft-com:office:word" xmlns:w="http://schemas.openxmlformats.org/wordprocessingml/2006/main" xmlns:w14="http://schemas.microsoft.com/office/word/2010/wordml" xmlns:w15="http://schemas.microsoft.com/office/word/2012/wordml" xmlns:w16cex="http://schemas.microsoft.com/office/word/2018/wordml/cex" xmlns:w16cid="http://schemas.microsoft.com/office/word/2016/wordml/cid" xmlns:w16="http://schemas.microsoft.com/office/word/2018/wordml" xmlns:w16du="http://schemas.microsoft.com/office/word/2023/wordml/word16du" xmlns:w16sdtdh="http://schemas.microsoft.com/office/word/2020/wordml/sdtdatahash" xmlns:w16sdtfl="http://schemas.microsoft.com/office/word/2024/wordml/sdtformatlock" xmlns:w16se="http://schemas.microsoft.com/office/word/2015/wordml/symex" xmlns:wpg="http://schemas.microsoft.com/office/word/2010/wordprocessingGroup" xmlns:wpi="http://schemas.microsoft.com/office/word/2010/wordprocessingInk" xmlns:wne="http://schemas.microsoft.com/office/word/2006/wordml" xmlns:wps="http://schemas.microsoft.com/office/word/2010/wordprocessingShape" mc:Ignorable="w14 w15 w16se w16cid w16 w16cex w16sdtdh w16sdtfl w16du wp14">
+  <w:abstractNum w:abstractNumId="0" w15:restartNumberingAfterBreak="0">
+    <w:nsid w:val="5CA615B2"/>
+    <w:multiLevelType w:val="hybridMultilevel"/>
+    <w:tmpl w:val="C942867A"/>
+    <w:lvl w:ilvl="0" w:tplc="E98C33B4">
+      <w:start w:val="1"/>
+      <w:numFmt w:val="decimal"/>
+      <w:lvlText w:val="%1."/>
+      <w:lvlJc w:val="left"/>
+      <w:pPr>
+        <w:ind w:left="1068" w:hanging="360"/>
+      </w:pPr>
+      <w:rPr>
+        <w:rFonts w:hint="default"/>
+      </w:rPr>
+    </w:lvl>
+    <w:lvl w:ilvl="1" w:tplc="04190019" w:tentative="1">
+      <w:start w:val="1"/>
+      <w:numFmt w:val="lowerLetter"/>
+      <w:lvlText w:val="%2."/>
+      <w:lvlJc w:val="left"/>
+      <w:pPr>
+        <w:ind w:left="1788" w:hanging="360"/>
+      </w:pPr>
+    </w:lvl>
+    <w:lvl w:ilvl="2" w:tplc="0419001B" w:tentative="1">
+      <w:start w:val="1"/>
+      <w:numFmt w:val="lowerRoman"/>
+      <w:lvlText w:val="%3."/>
+      <w:lvlJc w:val="right"/>
+      <w:pPr>
+        <w:ind w:left="2508" w:hanging="180"/>
+      </w:pPr>
+    </w:lvl>
+    <w:lvl w:ilvl="3" w:tplc="0419000F" w:tentative="1">
+      <w:start w:val="1"/>
+      <w:numFmt w:val="decimal"/>
+      <w:lvlText w:val="%4."/>
+      <w:lvlJc w:val="left"/>
+      <w:pPr>
+        <w:ind w:left="3228" w:hanging="360"/>
+      </w:pPr>
+    </w:lvl>
+    <w:lvl w:ilvl="4" w:tplc="04190019" w:tentative="1">
+      <w:start w:val="1"/>
+      <w:numFmt w:val="lowerLetter"/>
+      <w:lvlText w:val="%5."/>
+      <w:lvlJc w:val="left"/>
+      <w:pPr>
+        <w:ind w:left="3948" w:hanging="360"/>
+      </w:pPr>
+    </w:lvl>
+    <w:lvl w:ilvl="5" w:tplc="0419001B" w:tentative="1">
+      <w:start w:val="1"/>
+      <w:numFmt w:val="lowerRoman"/>
+      <w:lvlText w:val="%6."/>
+      <w:lvlJc w:val="right"/>
+      <w:pPr>
+        <w:ind w:left="4668" w:hanging="180"/>
+      </w:pPr>
+    </w:lvl>
+    <w:lvl w:ilvl="6" w:tplc="0419000F" w:tentative="1">
+      <w:start w:val="1"/>
+      <w:numFmt w:val="decimal"/>
+      <w:lvlText w:val="%7."/>
+      <w:lvlJc w:val="left"/>
+      <w:pPr>
+        <w:ind w:left="5388" w:hanging="360"/>
+      </w:pPr>
+    </w:lvl>
+    <w:lvl w:ilvl="7" w:tplc="04190019" w:tentative="1">
+      <w:start w:val="1"/>
+      <w:numFmt w:val="lowerLetter"/>
+      <w:lvlText w:val="%8."/>
+      <w:lvlJc w:val="left"/>
+      <w:pPr>
+        <w:ind w:left="6108" w:hanging="360"/>
+      </w:pPr>
+    </w:lvl>
+    <w:lvl w:ilvl="8" w:tplc="0419001B" w:tentative="1">
+      <w:start w:val="1"/>
+      <w:numFmt w:val="lowerRoman"/>
+      <w:lvlText w:val="%9."/>
+      <w:lvlJc w:val="right"/>
+      <w:pPr>
+        <w:ind w:left="6828" w:hanging="180"/>
+      </w:pPr>
+    </w:lvl>
+  </w:abstractNum>
+  <w:abstractNum w:abstractNumId="1" w15:restartNumberingAfterBreak="0">
+    <w:nsid w:val="70652C5C"/>
+    <w:multiLevelType w:val="hybridMultilevel"/>
+    <w:tmpl w:val="14D21A64"/>
+    <w:lvl w:ilvl="0" w:tplc="0419000F">
+      <w:start w:val="1"/>
+      <w:numFmt w:val="decimal"/>
+      <w:lvlText w:val="%1."/>
+      <w:lvlJc w:val="left"/>
+      <w:pPr>
+        <w:ind w:left="1428" w:hanging="360"/>
+      </w:pPr>
+    </w:lvl>
+    <w:lvl w:ilvl="1" w:tplc="04190019" w:tentative="1">
+      <w:start w:val="1"/>
+      <w:numFmt w:val="lowerLetter"/>
+      <w:lvlText w:val="%2."/>
+      <w:lvlJc w:val="left"/>
+      <w:pPr>
+        <w:ind w:left="2148" w:hanging="360"/>
+      </w:pPr>
+    </w:lvl>
+    <w:lvl w:ilvl="2" w:tplc="0419001B" w:tentative="1">
+      <w:start w:val="1"/>
+      <w:numFmt w:val="lowerRoman"/>
+      <w:lvlText w:val="%3."/>
+      <w:lvlJc w:val="right"/>
+      <w:pPr>
+        <w:ind w:left="2868" w:hanging="180"/>
+      </w:pPr>
+    </w:lvl>
+    <w:lvl w:ilvl="3" w:tplc="0419000F" w:tentative="1">
+      <w:start w:val="1"/>
+      <w:numFmt w:val="decimal"/>
+      <w:lvlText w:val="%4."/>
+      <w:lvlJc w:val="left"/>
+      <w:pPr>
+        <w:ind w:left="3588" w:hanging="360"/>
+      </w:pPr>
+    </w:lvl>
+    <w:lvl w:ilvl="4" w:tplc="04190019" w:tentative="1">
+      <w:start w:val="1"/>
+      <w:numFmt w:val="lowerLetter"/>
+      <w:lvlText w:val="%5."/>
+      <w:lvlJc w:val="left"/>
+      <w:pPr>
+        <w:ind w:left="4308" w:hanging="360"/>
+      </w:pPr>
+    </w:lvl>
+    <w:lvl w:ilvl="5" w:tplc="0419001B" w:tentative="1">
+      <w:start w:val="1"/>
+      <w:numFmt w:val="lowerRoman"/>
+      <w:lvlText w:val="%6."/>
+      <w:lvlJc w:val="right"/>
+      <w:pPr>
+        <w:ind w:left="5028" w:hanging="180"/>
+      </w:pPr>
+    </w:lvl>
+    <w:lvl w:ilvl="6" w:tplc="0419000F" w:tentative="1">
+      <w:start w:val="1"/>
+      <w:numFmt w:val="decimal"/>
+      <w:lvlText w:val="%7."/>
+      <w:lvlJc w:val="left"/>
+      <w:pPr>
+        <w:ind w:left="5748" w:hanging="360"/>
+      </w:pPr>
+    </w:lvl>
+    <w:lvl w:ilvl="7" w:tplc="04190019" w:tentative="1">
+      <w:start w:val="1"/>
+      <w:numFmt w:val="lowerLetter"/>
+      <w:lvlText w:val="%8."/>
+      <w:lvlJc w:val="left"/>
+      <w:pPr>
+        <w:ind w:left="6468" w:hanging="360"/>
+      </w:pPr>
+    </w:lvl>
+    <w:lvl w:ilvl="8" w:tplc="0419001B" w:tentative="1">
+      <w:start w:val="1"/>
+      <w:numFmt w:val="lowerRoman"/>
+      <w:lvlText w:val="%9."/>
+      <w:lvlJc w:val="right"/>
+      <w:pPr>
+        <w:ind w:left="7188" w:hanging="180"/>
+      </w:pPr>
+    </w:lvl>
+  </w:abstractNum>
+  <w:num w:numId="1" w16cid:durableId="121272894">
+    <w:abstractNumId w:val="1"/>
+  </w:num>
+  <w:num w:numId="2" w16cid:durableId="161432593">
+    <w:abstractNumId w:val="0"/>
+  </w:num>
+</w:numbering>
 </file>
 
 <file path=word/styles.xml><?xml version="1.0" encoding="utf-8"?>
